--- a/Relatorio_Wumpus.docx
+++ b/Relatorio_Wumpus.docx
@@ -42,7 +42,7 @@
           <w:sz w:val="20"/>
           <w:szCs w:val="20"/>
         </w:rPr>
-        <w:t xml:space="preserve">Grupo: ________________________________________   Repositório: ______________________________</w:t>
+        <w:t xml:space="preserve">Aluno: Leonardo Nogueira Rocha · RA 2401360 (trabalho individual)   ·   Repositório: github.com/LeoRocha03/wampus_trabalho</w:t>
       </w:r>
     </w:p>
     <w:p>
